--- a/tests/_fixtures/verify_tables_assets.docx
+++ b/tests/_fixtures/verify_tables_assets.docx
@@ -1,6 +1,6 @@
 
 <file path=word/document.xml><?xml version="1.0" encoding="utf-8"?>
-<w:document xmlns:wpc="http://schemas.microsoft.com/office/word/2010/wordprocessingCanvas" xmlns:cx="http://schemas.microsoft.com/office/drawing/2014/chartex" xmlns:cx1="http://schemas.microsoft.com/office/drawing/2015/9/8/chartex" xmlns:cx2="http://schemas.microsoft.com/office/drawing/2015/10/21/chartex" xmlns:cx3="http://schemas.microsoft.com/office/drawing/2016/5/9/chartex" xmlns:cx4="http://schemas.microsoft.com/office/drawing/2016/5/10/chartex" xmlns:cx5="http://schemas.microsoft.com/office/drawing/2016/5/11/chartex" xmlns:cx6="http://schemas.microsoft.com/office/drawing/2016/5/12/chartex" xmlns:cx7="http://schemas.microsoft.com/office/drawing/2016/5/13/chartex" xmlns:cx8="http://schemas.microsoft.com/office/drawing/2016/5/14/chartex" xmlns:mc="http://schemas.openxmlformats.org/markup-compatibility/2006" xmlns:aink="http://schemas.microsoft.com/office/drawing/2016/ink" xmlns:am3d="http://schemas.microsoft.com/office/drawing/2017/model3d" xmlns:o="urn:schemas-microsoft-com:office:office" xmlns:oel="http://schemas.microsoft.com/office/2019/extlst" xmlns:r="http://schemas.openxmlformats.org/officeDocument/2006/relationships" xmlns:m="http://schemas.openxmlformats.org/officeDocument/2006/math" xmlns:v="urn:schemas-microsoft-com:vml" xmlns:wp14="http://schemas.microsoft.com/office/word/2010/wordprocessingDrawing" xmlns:wp="http://schemas.openxmlformats.org/drawingml/2006/wordprocessingDrawing" xmlns:w10="urn:schemas-microsoft-com:office:word" xmlns:w="http://schemas.openxmlformats.org/wordprocessingml/2006/main" xmlns:w14="http://schemas.microsoft.com/office/word/2010/wordml" xmlns:w15="http://schemas.microsoft.com/office/word/2012/wordml" xmlns:w16cex="http://schemas.microsoft.com/office/word/2018/wordml/cex" xmlns:w16cid="http://schemas.microsoft.com/office/word/2016/wordml/cid" xmlns:w16="http://schemas.microsoft.com/office/word/2018/wordml" xmlns:w16sdtdh="http://schemas.microsoft.com/office/word/2020/wordml/sdtdatahash" xmlns:w16se="http://schemas.microsoft.com/office/word/2015/wordml/symex" xmlns:wpg="http://schemas.microsoft.com/office/word/2010/wordprocessingGroup" xmlns:wpi="http://schemas.microsoft.com/office/word/2010/wordprocessingInk" xmlns:wne="http://schemas.microsoft.com/office/word/2006/wordml" xmlns:wps="http://schemas.microsoft.com/office/word/2010/wordprocessingShape" mc:Ignorable="w14 w15 w16se w16cid w16 w16cex w16sdtdh wp14">
+<w:document xmlns:wpc="http://schemas.microsoft.com/office/word/2010/wordprocessingCanvas" xmlns:cx="http://schemas.microsoft.com/office/drawing/2014/chartex" xmlns:cx1="http://schemas.microsoft.com/office/drawing/2015/9/8/chartex" xmlns:cx2="http://schemas.microsoft.com/office/drawing/2015/10/21/chartex" xmlns:cx3="http://schemas.microsoft.com/office/drawing/2016/5/9/chartex" xmlns:cx4="http://schemas.microsoft.com/office/drawing/2016/5/10/chartex" xmlns:cx5="http://schemas.microsoft.com/office/drawing/2016/5/11/chartex" xmlns:cx6="http://schemas.microsoft.com/office/drawing/2016/5/12/chartex" xmlns:cx7="http://schemas.microsoft.com/office/drawing/2016/5/13/chartex" xmlns:cx8="http://schemas.microsoft.com/office/drawing/2016/5/14/chartex" xmlns:mc="http://schemas.openxmlformats.org/markup-compatibility/2006" xmlns:aink="http://schemas.microsoft.com/office/drawing/2016/ink" xmlns:am3d="http://schemas.microsoft.com/office/drawing/2017/model3d" xmlns:o="urn:schemas-microsoft-com:office:office" xmlns:oel="http://schemas.microsoft.com/office/2019/extlst" xmlns:r="http://schemas.openxmlformats.org/officeDocument/2006/relationships" xmlns:m="http://schemas.openxmlformats.org/officeDocument/2006/math" xmlns:v="urn:schemas-microsoft-com:vml" xmlns:wp14="http://schemas.microsoft.com/office/word/2010/wordprocessingDrawing" xmlns:wp="http://schemas.openxmlformats.org/drawingml/2006/wordprocessingDrawing" xmlns:w10="urn:schemas-microsoft-com:office:word" xmlns:w="http://schemas.openxmlformats.org/wordprocessingml/2006/main" xmlns:w14="http://schemas.microsoft.com/office/word/2010/wordml" xmlns:w15="http://schemas.microsoft.com/office/word/2012/wordml" xmlns:w16cex="http://schemas.microsoft.com/office/word/2018/wordml/cex" xmlns:w16cid="http://schemas.microsoft.com/office/word/2016/wordml/cid" xmlns:w16="http://schemas.microsoft.com/office/word/2018/wordml" xmlns:w16du="http://schemas.microsoft.com/office/word/2023/wordml/word16du" xmlns:w16sdtdh="http://schemas.microsoft.com/office/word/2020/wordml/sdtdatahash" xmlns:w16sdtfl="http://schemas.microsoft.com/office/word/2024/wordml/sdtformatlock" xmlns:w16se="http://schemas.microsoft.com/office/word/2015/wordml/symex" xmlns:wpg="http://schemas.microsoft.com/office/word/2010/wordprocessingGroup" xmlns:wpi="http://schemas.microsoft.com/office/word/2010/wordprocessingInk" xmlns:wne="http://schemas.microsoft.com/office/word/2006/wordml" xmlns:wps="http://schemas.microsoft.com/office/word/2010/wordprocessingShape" mc:Ignorable="w14 w15 w16se w16cid w16 w16cex w16sdtdh w16sdtfl w16du wp14">
   <w:body>
     <w:p>
       <w:pPr>
@@ -18,6 +18,22 @@
         <w:pStyle w:val="BodyText"/>
         <w:jc w:val="both"/>
       </w:pPr>
+    </w:p>
+    <w:p>
+      <w:pPr>
+        <w:pStyle w:val="Heading2"/>
+      </w:pPr>
+      <w:r>
+        <w:t>Tables</w:t>
+      </w:r>
+    </w:p>
+    <w:p>
+      <w:pPr>
+        <w:pStyle w:val="BodyText"/>
+      </w:pPr>
+      <w:r>
+        <w:t>Plain text, not a caption.</w:t>
+      </w:r>
     </w:p>
     <w:tbl>
       <w:tblPr>
@@ -200,18 +216,8 @@
                 <w:sz w:val="16"/>
                 <w:szCs w:val="16"/>
               </w:rPr>
-              <w:t>Lol-</w:t>
-            </w:r>
-            <w:proofErr w:type="spellStart"/>
-            <w:r>
-              <w:rPr>
-                <w:rFonts w:ascii="Calibri" w:eastAsia="Times New Roman" w:hAnsi="Calibri" w:cs="Calibri"/>
-                <w:sz w:val="16"/>
-                <w:szCs w:val="16"/>
-              </w:rPr>
-              <w:t>Rotfl</w:t>
-            </w:r>
-            <w:proofErr w:type="spellEnd"/>
+              <w:t>Lol-Rotfl</w:t>
+            </w:r>
           </w:p>
         </w:tc>
         <w:tc>
@@ -791,6 +797,250 @@
     </w:p>
     <w:p>
       <w:pPr>
+        <w:pStyle w:val="Caption"/>
+      </w:pPr>
+      <w:r>
+        <w:t xml:space="preserve">Table </w:t>
+      </w:r>
+      <w:r>
+        <w:fldChar w:fldCharType="begin"/>
+      </w:r>
+      <w:r>
+        <w:instrText xml:space="preserve"> SEQ Table \* ARABIC </w:instrText>
+      </w:r>
+      <w:r>
+        <w:fldChar w:fldCharType="separate"/>
+      </w:r>
+      <w:r>
+        <w:rPr>
+          <w:noProof/>
+        </w:rPr>
+        <w:t>2</w:t>
+      </w:r>
+      <w:r>
+        <w:fldChar w:fldCharType="end"/>
+      </w:r>
+      <w:r>
+        <w:t>: An empty table.</w:t>
+      </w:r>
+    </w:p>
+    <w:tbl>
+      <w:tblPr>
+        <w:tblStyle w:val="TableGrid"/>
+        <w:tblW w:w="0" w:type="auto"/>
+        <w:tblLook w:val="04A0" w:firstRow="1" w:lastRow="0" w:firstColumn="1" w:lastColumn="0" w:noHBand="0" w:noVBand="1"/>
+      </w:tblPr>
+      <w:tblGrid>
+        <w:gridCol w:w="4675"/>
+        <w:gridCol w:w="4675"/>
+      </w:tblGrid>
+      <w:tr>
+        <w:tc>
+          <w:tcPr>
+            <w:tcW w:w="4675" w:type="dxa"/>
+          </w:tcPr>
+          <w:p/>
+        </w:tc>
+        <w:tc>
+          <w:tcPr>
+            <w:tcW w:w="4675" w:type="dxa"/>
+          </w:tcPr>
+          <w:p/>
+        </w:tc>
+      </w:tr>
+      <w:tr>
+        <w:tc>
+          <w:tcPr>
+            <w:tcW w:w="4675" w:type="dxa"/>
+          </w:tcPr>
+          <w:p/>
+        </w:tc>
+        <w:tc>
+          <w:tcPr>
+            <w:tcW w:w="4675" w:type="dxa"/>
+          </w:tcPr>
+          <w:p/>
+        </w:tc>
+      </w:tr>
+      <w:tr>
+        <w:tc>
+          <w:tcPr>
+            <w:tcW w:w="4675" w:type="dxa"/>
+          </w:tcPr>
+          <w:p/>
+        </w:tc>
+        <w:tc>
+          <w:tcPr>
+            <w:tcW w:w="4675" w:type="dxa"/>
+          </w:tcPr>
+          <w:p/>
+        </w:tc>
+      </w:tr>
+    </w:tbl>
+    <w:p/>
+    <w:p>
+      <w:pPr>
+        <w:pStyle w:val="Caption"/>
+      </w:pPr>
+      <w:r>
+        <w:t xml:space="preserve">Table </w:t>
+      </w:r>
+      <w:r>
+        <w:fldChar w:fldCharType="begin"/>
+      </w:r>
+      <w:r>
+        <w:instrText xml:space="preserve"> SEQ Table \* ARABIC </w:instrText>
+      </w:r>
+      <w:r>
+        <w:fldChar w:fldCharType="separate"/>
+      </w:r>
+      <w:r>
+        <w:rPr>
+          <w:noProof/>
+        </w:rPr>
+        <w:t>3</w:t>
+      </w:r>
+      <w:r>
+        <w:fldChar w:fldCharType="end"/>
+      </w:r>
+      <w:r>
+        <w:t>: Not empty table.</w:t>
+      </w:r>
+    </w:p>
+    <w:tbl>
+      <w:tblPr>
+        <w:tblStyle w:val="Table"/>
+        <w:tblW w:w="2211" w:type="pct"/>
+        <w:tblBorders>
+          <w:top w:val="single" w:sz="4" w:space="0" w:color="auto"/>
+          <w:left w:val="single" w:sz="4" w:space="0" w:color="auto"/>
+          <w:bottom w:val="single" w:sz="4" w:space="0" w:color="auto"/>
+          <w:right w:val="single" w:sz="4" w:space="0" w:color="auto"/>
+          <w:insideH w:val="single" w:sz="4" w:space="0" w:color="auto"/>
+          <w:insideV w:val="single" w:sz="4" w:space="0" w:color="auto"/>
+        </w:tblBorders>
+        <w:tblLook w:val="07E0" w:firstRow="1" w:lastRow="1" w:firstColumn="1" w:lastColumn="1" w:noHBand="1" w:noVBand="1"/>
+      </w:tblPr>
+      <w:tblGrid>
+        <w:gridCol w:w="1946"/>
+        <w:gridCol w:w="2189"/>
+      </w:tblGrid>
+      <w:tr>
+        <w:tc>
+          <w:tcPr>
+            <w:tcW w:w="0" w:type="auto"/>
+            <w:vAlign w:val="bottom"/>
+          </w:tcPr>
+          <w:p>
+            <w:pPr>
+              <w:pStyle w:val="Compact"/>
+            </w:pPr>
+            <w:r>
+              <w:t>Header 1</w:t>
+            </w:r>
+          </w:p>
+        </w:tc>
+        <w:tc>
+          <w:tcPr>
+            <w:tcW w:w="2647" w:type="pct"/>
+            <w:vAlign w:val="bottom"/>
+          </w:tcPr>
+          <w:p>
+            <w:pPr>
+              <w:pStyle w:val="Compact"/>
+            </w:pPr>
+            <w:r>
+              <w:t>Header 2</w:t>
+            </w:r>
+          </w:p>
+        </w:tc>
+      </w:tr>
+      <w:tr>
+        <w:tc>
+          <w:tcPr>
+            <w:tcW w:w="0" w:type="auto"/>
+          </w:tcPr>
+          <w:p>
+            <w:pPr>
+              <w:pStyle w:val="Compact"/>
+            </w:pPr>
+            <w:r>
+              <w:t>Row 1, Column 1</w:t>
+            </w:r>
+          </w:p>
+        </w:tc>
+        <w:tc>
+          <w:tcPr>
+            <w:tcW w:w="2647" w:type="pct"/>
+          </w:tcPr>
+          <w:p>
+            <w:pPr>
+              <w:pStyle w:val="Compact"/>
+            </w:pPr>
+            <w:r>
+              <w:t>Row 1, Column 2</w:t>
+            </w:r>
+          </w:p>
+        </w:tc>
+      </w:tr>
+      <w:tr>
+        <w:tc>
+          <w:tcPr>
+            <w:tcW w:w="0" w:type="auto"/>
+          </w:tcPr>
+          <w:p>
+            <w:pPr>
+              <w:pStyle w:val="Compact"/>
+            </w:pPr>
+            <w:r>
+              <w:t>Row 2, Column 1</w:t>
+            </w:r>
+          </w:p>
+        </w:tc>
+        <w:tc>
+          <w:tcPr>
+            <w:tcW w:w="2647" w:type="pct"/>
+          </w:tcPr>
+          <w:p>
+            <w:pPr>
+              <w:pStyle w:val="Compact"/>
+            </w:pPr>
+            <w:r>
+              <w:t>Row 2, Column 2</w:t>
+            </w:r>
+          </w:p>
+        </w:tc>
+      </w:tr>
+    </w:tbl>
+    <w:p>
+      <w:pPr>
+        <w:pStyle w:val="BodyText"/>
+        <w:jc w:val="both"/>
+      </w:pPr>
+    </w:p>
+    <w:p>
+      <w:pPr>
+        <w:pStyle w:val="BodyText"/>
+        <w:jc w:val="both"/>
+      </w:pPr>
+    </w:p>
+    <w:p>
+      <w:pPr>
+        <w:pStyle w:val="Heading2"/>
+      </w:pPr>
+      <w:r>
+        <w:lastRenderedPageBreak/>
+        <w:t>Metadata Tables / Assets</w:t>
+      </w:r>
+    </w:p>
+    <w:p>
+      <w:pPr>
+        <w:pStyle w:val="BodyText"/>
+        <w:jc w:val="both"/>
+      </w:pPr>
+    </w:p>
+    <w:p>
+      <w:pPr>
         <w:pStyle w:val="BodyText"/>
         <w:jc w:val="both"/>
       </w:pPr>
@@ -1426,12 +1676,6 @@
     </w:p>
     <w:p>
       <w:pPr>
-        <w:pStyle w:val="BodyText"/>
-        <w:jc w:val="both"/>
-      </w:pPr>
-    </w:p>
-    <w:p>
-      <w:pPr>
         <w:pStyle w:val="Caption"/>
       </w:pPr>
       <w:r>
@@ -1439,7 +1683,6 @@
           <w:b/>
           <w:bCs/>
         </w:rPr>
-        <w:lastRenderedPageBreak/>
         <w:t xml:space="preserve">Figure </w:t>
       </w:r>
       <w:r>
@@ -2559,6 +2802,12 @@
         <w:jc w:val="both"/>
       </w:pPr>
     </w:p>
+    <w:p>
+      <w:pPr>
+        <w:pStyle w:val="BodyText"/>
+        <w:jc w:val="both"/>
+      </w:pPr>
+    </w:p>
     <w:sectPr>
       <w:pgSz w:w="12240" w:h="15840"/>
       <w:pgMar w:top="1440" w:right="1440" w:bottom="1440" w:left="1440" w:header="720" w:footer="720" w:gutter="0"/>
@@ -2569,7 +2818,7 @@
 </file>
 
 <file path=word/endnotes.xml><?xml version="1.0" encoding="utf-8"?>
-<w:endnotes xmlns:wpc="http://schemas.microsoft.com/office/word/2010/wordprocessingCanvas" xmlns:cx="http://schemas.microsoft.com/office/drawing/2014/chartex" xmlns:cx1="http://schemas.microsoft.com/office/drawing/2015/9/8/chartex" xmlns:cx2="http://schemas.microsoft.com/office/drawing/2015/10/21/chartex" xmlns:cx3="http://schemas.microsoft.com/office/drawing/2016/5/9/chartex" xmlns:cx4="http://schemas.microsoft.com/office/drawing/2016/5/10/chartex" xmlns:cx5="http://schemas.microsoft.com/office/drawing/2016/5/11/chartex" xmlns:cx6="http://schemas.microsoft.com/office/drawing/2016/5/12/chartex" xmlns:cx7="http://schemas.microsoft.com/office/drawing/2016/5/13/chartex" xmlns:cx8="http://schemas.microsoft.com/office/drawing/2016/5/14/chartex" xmlns:mc="http://schemas.openxmlformats.org/markup-compatibility/2006" xmlns:aink="http://schemas.microsoft.com/office/drawing/2016/ink" xmlns:am3d="http://schemas.microsoft.com/office/drawing/2017/model3d" xmlns:o="urn:schemas-microsoft-com:office:office" xmlns:oel="http://schemas.microsoft.com/office/2019/extlst" xmlns:r="http://schemas.openxmlformats.org/officeDocument/2006/relationships" xmlns:m="http://schemas.openxmlformats.org/officeDocument/2006/math" xmlns:v="urn:schemas-microsoft-com:vml" xmlns:wp14="http://schemas.microsoft.com/office/word/2010/wordprocessingDrawing" xmlns:wp="http://schemas.openxmlformats.org/drawingml/2006/wordprocessingDrawing" xmlns:w10="urn:schemas-microsoft-com:office:word" xmlns:w="http://schemas.openxmlformats.org/wordprocessingml/2006/main" xmlns:w14="http://schemas.microsoft.com/office/word/2010/wordml" xmlns:w15="http://schemas.microsoft.com/office/word/2012/wordml" xmlns:w16cex="http://schemas.microsoft.com/office/word/2018/wordml/cex" xmlns:w16cid="http://schemas.microsoft.com/office/word/2016/wordml/cid" xmlns:w16="http://schemas.microsoft.com/office/word/2018/wordml" xmlns:w16sdtdh="http://schemas.microsoft.com/office/word/2020/wordml/sdtdatahash" xmlns:w16se="http://schemas.microsoft.com/office/word/2015/wordml/symex" xmlns:wpg="http://schemas.microsoft.com/office/word/2010/wordprocessingGroup" xmlns:wpi="http://schemas.microsoft.com/office/word/2010/wordprocessingInk" xmlns:wne="http://schemas.microsoft.com/office/word/2006/wordml" xmlns:wps="http://schemas.microsoft.com/office/word/2010/wordprocessingShape" mc:Ignorable="w14 w15 w16se w16cid w16 w16cex w16sdtdh wp14">
+<w:endnotes xmlns:wpc="http://schemas.microsoft.com/office/word/2010/wordprocessingCanvas" xmlns:cx="http://schemas.microsoft.com/office/drawing/2014/chartex" xmlns:cx1="http://schemas.microsoft.com/office/drawing/2015/9/8/chartex" xmlns:cx2="http://schemas.microsoft.com/office/drawing/2015/10/21/chartex" xmlns:cx3="http://schemas.microsoft.com/office/drawing/2016/5/9/chartex" xmlns:cx4="http://schemas.microsoft.com/office/drawing/2016/5/10/chartex" xmlns:cx5="http://schemas.microsoft.com/office/drawing/2016/5/11/chartex" xmlns:cx6="http://schemas.microsoft.com/office/drawing/2016/5/12/chartex" xmlns:cx7="http://schemas.microsoft.com/office/drawing/2016/5/13/chartex" xmlns:cx8="http://schemas.microsoft.com/office/drawing/2016/5/14/chartex" xmlns:mc="http://schemas.openxmlformats.org/markup-compatibility/2006" xmlns:aink="http://schemas.microsoft.com/office/drawing/2016/ink" xmlns:am3d="http://schemas.microsoft.com/office/drawing/2017/model3d" xmlns:o="urn:schemas-microsoft-com:office:office" xmlns:oel="http://schemas.microsoft.com/office/2019/extlst" xmlns:r="http://schemas.openxmlformats.org/officeDocument/2006/relationships" xmlns:m="http://schemas.openxmlformats.org/officeDocument/2006/math" xmlns:v="urn:schemas-microsoft-com:vml" xmlns:wp14="http://schemas.microsoft.com/office/word/2010/wordprocessingDrawing" xmlns:wp="http://schemas.openxmlformats.org/drawingml/2006/wordprocessingDrawing" xmlns:w10="urn:schemas-microsoft-com:office:word" xmlns:w="http://schemas.openxmlformats.org/wordprocessingml/2006/main" xmlns:w14="http://schemas.microsoft.com/office/word/2010/wordml" xmlns:w15="http://schemas.microsoft.com/office/word/2012/wordml" xmlns:w16cex="http://schemas.microsoft.com/office/word/2018/wordml/cex" xmlns:w16cid="http://schemas.microsoft.com/office/word/2016/wordml/cid" xmlns:w16="http://schemas.microsoft.com/office/word/2018/wordml" xmlns:w16du="http://schemas.microsoft.com/office/word/2023/wordml/word16du" xmlns:w16sdtdh="http://schemas.microsoft.com/office/word/2020/wordml/sdtdatahash" xmlns:w16sdtfl="http://schemas.microsoft.com/office/word/2024/wordml/sdtformatlock" xmlns:w16se="http://schemas.microsoft.com/office/word/2015/wordml/symex" xmlns:wpg="http://schemas.microsoft.com/office/word/2010/wordprocessingGroup" xmlns:wpi="http://schemas.microsoft.com/office/word/2010/wordprocessingInk" xmlns:wne="http://schemas.microsoft.com/office/word/2006/wordml" xmlns:wps="http://schemas.microsoft.com/office/word/2010/wordprocessingShape" mc:Ignorable="w14 w15 w16se w16cid w16 w16cex w16sdtdh w16sdtfl w16du wp14">
   <w:endnote w:type="separator" w:id="-1">
     <w:p>
       <w:pPr>
@@ -2594,7 +2843,7 @@
 </file>
 
 <file path=word/footnotes.xml><?xml version="1.0" encoding="utf-8"?>
-<w:footnotes xmlns:wpc="http://schemas.microsoft.com/office/word/2010/wordprocessingCanvas" xmlns:cx="http://schemas.microsoft.com/office/drawing/2014/chartex" xmlns:cx1="http://schemas.microsoft.com/office/drawing/2015/9/8/chartex" xmlns:cx2="http://schemas.microsoft.com/office/drawing/2015/10/21/chartex" xmlns:cx3="http://schemas.microsoft.com/office/drawing/2016/5/9/chartex" xmlns:cx4="http://schemas.microsoft.com/office/drawing/2016/5/10/chartex" xmlns:cx5="http://schemas.microsoft.com/office/drawing/2016/5/11/chartex" xmlns:cx6="http://schemas.microsoft.com/office/drawing/2016/5/12/chartex" xmlns:cx7="http://schemas.microsoft.com/office/drawing/2016/5/13/chartex" xmlns:cx8="http://schemas.microsoft.com/office/drawing/2016/5/14/chartex" xmlns:mc="http://schemas.openxmlformats.org/markup-compatibility/2006" xmlns:aink="http://schemas.microsoft.com/office/drawing/2016/ink" xmlns:am3d="http://schemas.microsoft.com/office/drawing/2017/model3d" xmlns:o="urn:schemas-microsoft-com:office:office" xmlns:oel="http://schemas.microsoft.com/office/2019/extlst" xmlns:r="http://schemas.openxmlformats.org/officeDocument/2006/relationships" xmlns:m="http://schemas.openxmlformats.org/officeDocument/2006/math" xmlns:v="urn:schemas-microsoft-com:vml" xmlns:wp14="http://schemas.microsoft.com/office/word/2010/wordprocessingDrawing" xmlns:wp="http://schemas.openxmlformats.org/drawingml/2006/wordprocessingDrawing" xmlns:w10="urn:schemas-microsoft-com:office:word" xmlns:w="http://schemas.openxmlformats.org/wordprocessingml/2006/main" xmlns:w14="http://schemas.microsoft.com/office/word/2010/wordml" xmlns:w15="http://schemas.microsoft.com/office/word/2012/wordml" xmlns:w16cex="http://schemas.microsoft.com/office/word/2018/wordml/cex" xmlns:w16cid="http://schemas.microsoft.com/office/word/2016/wordml/cid" xmlns:w16="http://schemas.microsoft.com/office/word/2018/wordml" xmlns:w16sdtdh="http://schemas.microsoft.com/office/word/2020/wordml/sdtdatahash" xmlns:w16se="http://schemas.microsoft.com/office/word/2015/wordml/symex" xmlns:wpg="http://schemas.microsoft.com/office/word/2010/wordprocessingGroup" xmlns:wpi="http://schemas.microsoft.com/office/word/2010/wordprocessingInk" xmlns:wne="http://schemas.microsoft.com/office/word/2006/wordml" xmlns:wps="http://schemas.microsoft.com/office/word/2010/wordprocessingShape" mc:Ignorable="w14 w15 w16se w16cid w16 w16cex w16sdtdh wp14">
+<w:footnotes xmlns:wpc="http://schemas.microsoft.com/office/word/2010/wordprocessingCanvas" xmlns:cx="http://schemas.microsoft.com/office/drawing/2014/chartex" xmlns:cx1="http://schemas.microsoft.com/office/drawing/2015/9/8/chartex" xmlns:cx2="http://schemas.microsoft.com/office/drawing/2015/10/21/chartex" xmlns:cx3="http://schemas.microsoft.com/office/drawing/2016/5/9/chartex" xmlns:cx4="http://schemas.microsoft.com/office/drawing/2016/5/10/chartex" xmlns:cx5="http://schemas.microsoft.com/office/drawing/2016/5/11/chartex" xmlns:cx6="http://schemas.microsoft.com/office/drawing/2016/5/12/chartex" xmlns:cx7="http://schemas.microsoft.com/office/drawing/2016/5/13/chartex" xmlns:cx8="http://schemas.microsoft.com/office/drawing/2016/5/14/chartex" xmlns:mc="http://schemas.openxmlformats.org/markup-compatibility/2006" xmlns:aink="http://schemas.microsoft.com/office/drawing/2016/ink" xmlns:am3d="http://schemas.microsoft.com/office/drawing/2017/model3d" xmlns:o="urn:schemas-microsoft-com:office:office" xmlns:oel="http://schemas.microsoft.com/office/2019/extlst" xmlns:r="http://schemas.openxmlformats.org/officeDocument/2006/relationships" xmlns:m="http://schemas.openxmlformats.org/officeDocument/2006/math" xmlns:v="urn:schemas-microsoft-com:vml" xmlns:wp14="http://schemas.microsoft.com/office/word/2010/wordprocessingDrawing" xmlns:wp="http://schemas.openxmlformats.org/drawingml/2006/wordprocessingDrawing" xmlns:w10="urn:schemas-microsoft-com:office:word" xmlns:w="http://schemas.openxmlformats.org/wordprocessingml/2006/main" xmlns:w14="http://schemas.microsoft.com/office/word/2010/wordml" xmlns:w15="http://schemas.microsoft.com/office/word/2012/wordml" xmlns:w16cex="http://schemas.microsoft.com/office/word/2018/wordml/cex" xmlns:w16cid="http://schemas.microsoft.com/office/word/2016/wordml/cid" xmlns:w16="http://schemas.microsoft.com/office/word/2018/wordml" xmlns:w16du="http://schemas.microsoft.com/office/word/2023/wordml/word16du" xmlns:w16sdtdh="http://schemas.microsoft.com/office/word/2020/wordml/sdtdatahash" xmlns:w16sdtfl="http://schemas.microsoft.com/office/word/2024/wordml/sdtformatlock" xmlns:w16se="http://schemas.microsoft.com/office/word/2015/wordml/symex" xmlns:wpg="http://schemas.microsoft.com/office/word/2010/wordprocessingGroup" xmlns:wpi="http://schemas.microsoft.com/office/word/2010/wordprocessingInk" xmlns:wne="http://schemas.microsoft.com/office/word/2006/wordml" xmlns:wps="http://schemas.microsoft.com/office/word/2010/wordprocessingShape" mc:Ignorable="w14 w15 w16se w16cid w16 w16cex w16sdtdh w16sdtfl w16du wp14">
   <w:footnote w:type="separator" w:id="-1">
     <w:p>
       <w:r>
@@ -2613,7 +2862,7 @@
 </file>
 
 <file path=word/numbering.xml><?xml version="1.0" encoding="utf-8"?>
-<w:numbering xmlns:wpc="http://schemas.microsoft.com/office/word/2010/wordprocessingCanvas" xmlns:cx="http://schemas.microsoft.com/office/drawing/2014/chartex" xmlns:cx1="http://schemas.microsoft.com/office/drawing/2015/9/8/chartex" xmlns:cx2="http://schemas.microsoft.com/office/drawing/2015/10/21/chartex" xmlns:cx3="http://schemas.microsoft.com/office/drawing/2016/5/9/chartex" xmlns:cx4="http://schemas.microsoft.com/office/drawing/2016/5/10/chartex" xmlns:cx5="http://schemas.microsoft.com/office/drawing/2016/5/11/chartex" xmlns:cx6="http://schemas.microsoft.com/office/drawing/2016/5/12/chartex" xmlns:cx7="http://schemas.microsoft.com/office/drawing/2016/5/13/chartex" xmlns:cx8="http://schemas.microsoft.com/office/drawing/2016/5/14/chartex" xmlns:mc="http://schemas.openxmlformats.org/markup-compatibility/2006" xmlns:aink="http://schemas.microsoft.com/office/drawing/2016/ink" xmlns:am3d="http://schemas.microsoft.com/office/drawing/2017/model3d" xmlns:o="urn:schemas-microsoft-com:office:office" xmlns:oel="http://schemas.microsoft.com/office/2019/extlst" xmlns:r="http://schemas.openxmlformats.org/officeDocument/2006/relationships" xmlns:m="http://schemas.openxmlformats.org/officeDocument/2006/math" xmlns:v="urn:schemas-microsoft-com:vml" xmlns:wp14="http://schemas.microsoft.com/office/word/2010/wordprocessingDrawing" xmlns:wp="http://schemas.openxmlformats.org/drawingml/2006/wordprocessingDrawing" xmlns:w10="urn:schemas-microsoft-com:office:word" xmlns:w="http://schemas.openxmlformats.org/wordprocessingml/2006/main" xmlns:w14="http://schemas.microsoft.com/office/word/2010/wordml" xmlns:w15="http://schemas.microsoft.com/office/word/2012/wordml" xmlns:w16cex="http://schemas.microsoft.com/office/word/2018/wordml/cex" xmlns:w16cid="http://schemas.microsoft.com/office/word/2016/wordml/cid" xmlns:w16="http://schemas.microsoft.com/office/word/2018/wordml" xmlns:w16sdtdh="http://schemas.microsoft.com/office/word/2020/wordml/sdtdatahash" xmlns:w16se="http://schemas.microsoft.com/office/word/2015/wordml/symex" xmlns:wpg="http://schemas.microsoft.com/office/word/2010/wordprocessingGroup" xmlns:wpi="http://schemas.microsoft.com/office/word/2010/wordprocessingInk" xmlns:wne="http://schemas.microsoft.com/office/word/2006/wordml" xmlns:wps="http://schemas.microsoft.com/office/word/2010/wordprocessingShape" mc:Ignorable="w14 w15 w16se w16cid w16 w16cex w16sdtdh wp14">
+<w:numbering xmlns:wpc="http://schemas.microsoft.com/office/word/2010/wordprocessingCanvas" xmlns:cx="http://schemas.microsoft.com/office/drawing/2014/chartex" xmlns:cx1="http://schemas.microsoft.com/office/drawing/2015/9/8/chartex" xmlns:cx2="http://schemas.microsoft.com/office/drawing/2015/10/21/chartex" xmlns:cx3="http://schemas.microsoft.com/office/drawing/2016/5/9/chartex" xmlns:cx4="http://schemas.microsoft.com/office/drawing/2016/5/10/chartex" xmlns:cx5="http://schemas.microsoft.com/office/drawing/2016/5/11/chartex" xmlns:cx6="http://schemas.microsoft.com/office/drawing/2016/5/12/chartex" xmlns:cx7="http://schemas.microsoft.com/office/drawing/2016/5/13/chartex" xmlns:cx8="http://schemas.microsoft.com/office/drawing/2016/5/14/chartex" xmlns:mc="http://schemas.openxmlformats.org/markup-compatibility/2006" xmlns:aink="http://schemas.microsoft.com/office/drawing/2016/ink" xmlns:am3d="http://schemas.microsoft.com/office/drawing/2017/model3d" xmlns:o="urn:schemas-microsoft-com:office:office" xmlns:oel="http://schemas.microsoft.com/office/2019/extlst" xmlns:r="http://schemas.openxmlformats.org/officeDocument/2006/relationships" xmlns:m="http://schemas.openxmlformats.org/officeDocument/2006/math" xmlns:v="urn:schemas-microsoft-com:vml" xmlns:wp14="http://schemas.microsoft.com/office/word/2010/wordprocessingDrawing" xmlns:wp="http://schemas.openxmlformats.org/drawingml/2006/wordprocessingDrawing" xmlns:w10="urn:schemas-microsoft-com:office:word" xmlns:w="http://schemas.openxmlformats.org/wordprocessingml/2006/main" xmlns:w14="http://schemas.microsoft.com/office/word/2010/wordml" xmlns:w15="http://schemas.microsoft.com/office/word/2012/wordml" xmlns:w16cex="http://schemas.microsoft.com/office/word/2018/wordml/cex" xmlns:w16cid="http://schemas.microsoft.com/office/word/2016/wordml/cid" xmlns:w16="http://schemas.microsoft.com/office/word/2018/wordml" xmlns:w16du="http://schemas.microsoft.com/office/word/2023/wordml/word16du" xmlns:w16sdtdh="http://schemas.microsoft.com/office/word/2020/wordml/sdtdatahash" xmlns:w16sdtfl="http://schemas.microsoft.com/office/word/2024/wordml/sdtformatlock" xmlns:w16se="http://schemas.microsoft.com/office/word/2015/wordml/symex" xmlns:wpg="http://schemas.microsoft.com/office/word/2010/wordprocessingGroup" xmlns:wpi="http://schemas.microsoft.com/office/word/2010/wordprocessingInk" xmlns:wne="http://schemas.microsoft.com/office/word/2006/wordml" xmlns:wps="http://schemas.microsoft.com/office/word/2010/wordprocessingShape" mc:Ignorable="w14 w15 w16se w16cid w16 w16cex w16sdtdh w16sdtfl w16du wp14">
   <w:abstractNum w:abstractNumId="0" w15:restartNumberingAfterBreak="0">
     <w:nsid w:val="EA454B4C"/>
     <w:multiLevelType w:val="multilevel"/>
@@ -5483,7 +5732,7 @@
 </file>
 
 <file path=word/styles.xml><?xml version="1.0" encoding="utf-8"?>
-<w:styles xmlns:mc="http://schemas.openxmlformats.org/markup-compatibility/2006" xmlns:r="http://schemas.openxmlformats.org/officeDocument/2006/relationships" xmlns:w="http://schemas.openxmlformats.org/wordprocessingml/2006/main" xmlns:w14="http://schemas.microsoft.com/office/word/2010/wordml" xmlns:w15="http://schemas.microsoft.com/office/word/2012/wordml" xmlns:w16cex="http://schemas.microsoft.com/office/word/2018/wordml/cex" xmlns:w16cid="http://schemas.microsoft.com/office/word/2016/wordml/cid" xmlns:w16="http://schemas.microsoft.com/office/word/2018/wordml" xmlns:w16sdtdh="http://schemas.microsoft.com/office/word/2020/wordml/sdtdatahash" xmlns:w16se="http://schemas.microsoft.com/office/word/2015/wordml/symex" mc:Ignorable="w14 w15 w16se w16cid w16 w16cex w16sdtdh">
+<w:styles xmlns:mc="http://schemas.openxmlformats.org/markup-compatibility/2006" xmlns:r="http://schemas.openxmlformats.org/officeDocument/2006/relationships" xmlns:w="http://schemas.openxmlformats.org/wordprocessingml/2006/main" xmlns:w14="http://schemas.microsoft.com/office/word/2010/wordml" xmlns:w15="http://schemas.microsoft.com/office/word/2012/wordml" xmlns:w16cex="http://schemas.microsoft.com/office/word/2018/wordml/cex" xmlns:w16cid="http://schemas.microsoft.com/office/word/2016/wordml/cid" xmlns:w16="http://schemas.microsoft.com/office/word/2018/wordml" xmlns:w16du="http://schemas.microsoft.com/office/word/2023/wordml/word16du" xmlns:w16sdtdh="http://schemas.microsoft.com/office/word/2020/wordml/sdtdatahash" xmlns:w16sdtfl="http://schemas.microsoft.com/office/word/2024/wordml/sdtformatlock" xmlns:w16se="http://schemas.microsoft.com/office/word/2015/wordml/symex" mc:Ignorable="w14 w15 w16se w16cid w16 w16cex w16sdtdh w16sdtfl w16du">
   <w:docDefaults>
     <w:rPrDefault>
       <w:rPr>
@@ -5524,7 +5773,7 @@
     <w:lsdException w:name="header" w:semiHidden="1" w:unhideWhenUsed="1"/>
     <w:lsdException w:name="footer" w:semiHidden="1" w:unhideWhenUsed="1"/>
     <w:lsdException w:name="index heading" w:semiHidden="1" w:unhideWhenUsed="1"/>
-    <w:lsdException w:name="caption" w:semiHidden="1" w:unhideWhenUsed="1"/>
+    <w:lsdException w:name="caption" w:semiHidden="1" w:uiPriority="35" w:unhideWhenUsed="1" w:qFormat="1"/>
     <w:lsdException w:name="table of figures" w:semiHidden="1" w:uiPriority="99" w:unhideWhenUsed="1"/>
     <w:lsdException w:name="envelope address" w:semiHidden="1" w:unhideWhenUsed="1"/>
     <w:lsdException w:name="envelope return" w:semiHidden="1" w:unhideWhenUsed="1"/>
@@ -5633,6 +5882,7 @@
     <w:lsdException w:name="Table Web 2" w:semiHidden="1" w:unhideWhenUsed="1"/>
     <w:lsdException w:name="Table Web 3" w:semiHidden="1" w:unhideWhenUsed="1"/>
     <w:lsdException w:name="Balloon Text" w:semiHidden="1" w:unhideWhenUsed="1"/>
+    <w:lsdException w:name="Table Grid" w:uiPriority="39"/>
     <w:lsdException w:name="Table Theme" w:semiHidden="1" w:unhideWhenUsed="1"/>
     <w:lsdException w:name="Placeholder Text" w:semiHidden="1"/>
     <w:lsdException w:name="Light Shading"/>
@@ -6199,6 +6449,8 @@
     <w:name w:val="caption"/>
     <w:basedOn w:val="Normal"/>
     <w:link w:val="CaptionChar"/>
+    <w:uiPriority w:val="35"/>
+    <w:qFormat/>
     <w:pPr>
       <w:spacing w:after="120"/>
     </w:pPr>
@@ -6676,6 +6928,7 @@
   <w:style w:type="table" w:styleId="TableGrid">
     <w:name w:val="Table Grid"/>
     <w:basedOn w:val="TableNormal"/>
+    <w:uiPriority w:val="39"/>
     <w:rsid w:val="00385BCB"/>
     <w:pPr>
       <w:spacing w:after="0"/>
